--- a/docs/BIOSOLAR HACKUFRA.docx
+++ b/docs/BIOSOLAR HACKUFRA.docx
@@ -12541,7 +12541,7 @@
           <w:sz w:val="30"/>
           <w:szCs w:val="30"/>
         </w:rPr>
-        <w:t xml:space="preserve">20. Limitações conhecidas</w:t>
+        <w:t xml:space="preserve">20. Balanço hídrico e regime de escassez</w:t>
       </w:r>
     </w:p>
     <w:p>
@@ -12554,7 +12554,428 @@
           <w:sz w:val="22"/>
           <w:szCs w:val="22"/>
         </w:rPr>
-        <w:t xml:space="preserve">Irrigação sem priorização. O sistema trata todos os talhões com igualdade. Quando o bloqueio é liberado, todos os talhões abaixo do gatilho crítico são irrigados ao mesmo tempo, o que consome o reservatório depressa e pode levá-lo de volta ao bloqueio em poucos ciclos. É o comportamento correto diante das regras escritas, mas não é o ideal em escassez.</w:t>
+        <w:t xml:space="preserve">O reservatório opera em déficit, e isso não é acidente de calibragem, é o cenário que o caderno descreve. Durante a estiagem a demanda de irrigação de um pomar supera com folga o que a captação solar consegue repor, e a medição abaixo quantifica exatamente isso.</w:t>
+      </w:r>
+    </w:p>
+    <w:p>
+      <w:pPr>
+        <w:spacing w:after="120" w:line="300"/>
+      </w:pPr>
+      <w:r>
+        <w:rPr>
+          <w:rFonts w:ascii="Calibri" w:cs="Calibri" w:eastAsia="Calibri" w:hAnsi="Calibri"/>
+          <w:sz w:val="22"/>
+          <w:szCs w:val="22"/>
+        </w:rPr>
+        <w:t xml:space="preserve">Cada talhão precisa de bomba durante 28,6% do tempo para se manter na faixa segura, porque a umidade sobe 3,0 por ciclo irrigando e cai 1,2 por ciclo sem irrigação. Com quatro talhões, isso dá 1,14 bombas ligadas em média, de forma contínua.</w:t>
+      </w:r>
+    </w:p>
+    <w:tbl>
+      <w:tblPr>
+        <w:tblW w:type="dxa" w:w="9000"/>
+        <w:tblBorders>
+          <w:top w:val="single" w:color="auto" w:sz="4"/>
+          <w:left w:val="single" w:color="auto" w:sz="4"/>
+          <w:bottom w:val="single" w:color="auto" w:sz="4"/>
+          <w:right w:val="single" w:color="auto" w:sz="4"/>
+          <w:insideH w:val="single" w:color="auto" w:sz="4"/>
+          <w:insideV w:val="single" w:color="auto" w:sz="4"/>
+        </w:tblBorders>
+      </w:tblPr>
+      <w:tblGrid>
+        <w:gridCol w:w="1400"/>
+        <w:gridCol w:w="2600"/>
+        <w:gridCol w:w="5000"/>
+      </w:tblGrid>
+      <w:tr>
+        <w:trPr>
+          <w:tblHeader/>
+        </w:trPr>
+        <w:tc>
+          <w:tcPr>
+            <w:tcW w:type="dxa" w:w="1400"/>
+            <w:shd w:fill="D9822B" w:val="clear"/>
+            <w:tcMar>
+              <w:top w:type="dxa" w:w="80"/>
+              <w:left w:type="dxa" w:w="120"/>
+              <w:bottom w:type="dxa" w:w="80"/>
+              <w:right w:type="dxa" w:w="120"/>
+            </w:tcMar>
+          </w:tcPr>
+          <w:p>
+            <w:pPr>
+              <w:spacing w:after="0" w:line="280"/>
+            </w:pPr>
+            <w:r>
+              <w:rPr>
+                <w:rFonts w:ascii="Calibri" w:cs="Calibri" w:eastAsia="Calibri" w:hAnsi="Calibri"/>
+                <w:b/>
+                <w:bCs/>
+                <w:color w:val="FFFFFF"/>
+                <w:sz w:val="20"/>
+                <w:szCs w:val="20"/>
+              </w:rPr>
+              <w:t xml:space="preserve"/>
+            </w:r>
+          </w:p>
+        </w:tc>
+        <w:tc>
+          <w:tcPr>
+            <w:tcW w:type="dxa" w:w="2600"/>
+            <w:shd w:fill="D9822B" w:val="clear"/>
+            <w:tcMar>
+              <w:top w:type="dxa" w:w="80"/>
+              <w:left w:type="dxa" w:w="120"/>
+              <w:bottom w:type="dxa" w:w="80"/>
+              <w:right w:type="dxa" w:w="120"/>
+            </w:tcMar>
+          </w:tcPr>
+          <w:p>
+            <w:pPr>
+              <w:spacing w:after="0" w:line="280"/>
+            </w:pPr>
+            <w:r>
+              <w:rPr>
+                <w:rFonts w:ascii="Calibri" w:cs="Calibri" w:eastAsia="Calibri" w:hAnsi="Calibri"/>
+                <w:b/>
+                <w:bCs/>
+                <w:color w:val="FFFFFF"/>
+                <w:sz w:val="20"/>
+                <w:szCs w:val="20"/>
+              </w:rPr>
+              <w:t xml:space="preserve">Cálculo</w:t>
+            </w:r>
+          </w:p>
+        </w:tc>
+        <w:tc>
+          <w:tcPr>
+            <w:tcW w:type="dxa" w:w="5000"/>
+            <w:shd w:fill="D9822B" w:val="clear"/>
+            <w:tcMar>
+              <w:top w:type="dxa" w:w="80"/>
+              <w:left w:type="dxa" w:w="120"/>
+              <w:bottom w:type="dxa" w:w="80"/>
+              <w:right w:type="dxa" w:w="120"/>
+            </w:tcMar>
+          </w:tcPr>
+          <w:p>
+            <w:pPr>
+              <w:spacing w:after="0" w:line="280"/>
+            </w:pPr>
+            <w:r>
+              <w:rPr>
+                <w:rFonts w:ascii="Calibri" w:cs="Calibri" w:eastAsia="Calibri" w:hAnsi="Calibri"/>
+                <w:b/>
+                <w:bCs/>
+                <w:color w:val="FFFFFF"/>
+                <w:sz w:val="20"/>
+                <w:szCs w:val="20"/>
+              </w:rPr>
+              <w:t xml:space="preserve">Pontos percentuais por dia</w:t>
+            </w:r>
+          </w:p>
+        </w:tc>
+      </w:tr>
+      <w:tr>
+        <w:tc>
+          <w:tcPr>
+            <w:tcW w:type="dxa" w:w="1400"/>
+            <w:tcMar>
+              <w:top w:type="dxa" w:w="80"/>
+              <w:left w:type="dxa" w:w="120"/>
+              <w:bottom w:type="dxa" w:w="80"/>
+              <w:right w:type="dxa" w:w="120"/>
+            </w:tcMar>
+          </w:tcPr>
+          <w:p>
+            <w:pPr>
+              <w:spacing w:after="0" w:line="280"/>
+            </w:pPr>
+            <w:r>
+              <w:rPr>
+                <w:rFonts w:ascii="Calibri" w:cs="Calibri" w:eastAsia="Calibri" w:hAnsi="Calibri"/>
+                <w:b w:val="false"/>
+                <w:bCs w:val="false"/>
+                <w:color w:val="000000"/>
+                <w:sz w:val="20"/>
+                <w:szCs w:val="20"/>
+              </w:rPr>
+              <w:t xml:space="preserve">Captação solar</w:t>
+            </w:r>
+          </w:p>
+        </w:tc>
+        <w:tc>
+          <w:tcPr>
+            <w:tcW w:type="dxa" w:w="2600"/>
+            <w:tcMar>
+              <w:top w:type="dxa" w:w="80"/>
+              <w:left w:type="dxa" w:w="120"/>
+              <w:bottom w:type="dxa" w:w="80"/>
+              <w:right w:type="dxa" w:w="120"/>
+            </w:tcMar>
+          </w:tcPr>
+          <w:p>
+            <w:pPr>
+              <w:spacing w:after="0" w:line="280"/>
+            </w:pPr>
+            <w:r>
+              <w:rPr>
+                <w:rFonts w:ascii="Calibri" w:cs="Calibri" w:eastAsia="Calibri" w:hAnsi="Calibri"/>
+                <w:b w:val="false"/>
+                <w:bCs w:val="false"/>
+                <w:color w:val="000000"/>
+                <w:sz w:val="20"/>
+                <w:szCs w:val="20"/>
+              </w:rPr>
+              <w:t xml:space="preserve">0,64 x média do seno x 48 ciclos de sol</w:t>
+            </w:r>
+          </w:p>
+        </w:tc>
+        <w:tc>
+          <w:tcPr>
+            <w:tcW w:type="dxa" w:w="5000"/>
+            <w:tcMar>
+              <w:top w:type="dxa" w:w="80"/>
+              <w:left w:type="dxa" w:w="120"/>
+              <w:bottom w:type="dxa" w:w="80"/>
+              <w:right w:type="dxa" w:w="120"/>
+            </w:tcMar>
+          </w:tcPr>
+          <w:p>
+            <w:pPr>
+              <w:spacing w:after="0" w:line="280"/>
+            </w:pPr>
+            <w:r>
+              <w:rPr>
+                <w:rFonts w:ascii="Calibri" w:cs="Calibri" w:eastAsia="Calibri" w:hAnsi="Calibri"/>
+                <w:b w:val="false"/>
+                <w:bCs w:val="false"/>
+                <w:color w:val="000000"/>
+                <w:sz w:val="20"/>
+                <w:szCs w:val="20"/>
+              </w:rPr>
+              <w:t xml:space="preserve">19,6</w:t>
+            </w:r>
+          </w:p>
+        </w:tc>
+      </w:tr>
+      <w:tr>
+        <w:tc>
+          <w:tcPr>
+            <w:tcW w:type="dxa" w:w="1400"/>
+            <w:tcMar>
+              <w:top w:type="dxa" w:w="80"/>
+              <w:left w:type="dxa" w:w="120"/>
+              <w:bottom w:type="dxa" w:w="80"/>
+              <w:right w:type="dxa" w:w="120"/>
+            </w:tcMar>
+          </w:tcPr>
+          <w:p>
+            <w:pPr>
+              <w:spacing w:after="0" w:line="280"/>
+            </w:pPr>
+            <w:r>
+              <w:rPr>
+                <w:rFonts w:ascii="Calibri" w:cs="Calibri" w:eastAsia="Calibri" w:hAnsi="Calibri"/>
+                <w:b w:val="false"/>
+                <w:bCs w:val="false"/>
+                <w:color w:val="000000"/>
+                <w:sz w:val="20"/>
+                <w:szCs w:val="20"/>
+              </w:rPr>
+              <w:t xml:space="preserve">Consumo da irrigação</w:t>
+            </w:r>
+          </w:p>
+        </w:tc>
+        <w:tc>
+          <w:tcPr>
+            <w:tcW w:type="dxa" w:w="2600"/>
+            <w:tcMar>
+              <w:top w:type="dxa" w:w="80"/>
+              <w:left w:type="dxa" w:w="120"/>
+              <w:bottom w:type="dxa" w:w="80"/>
+              <w:right w:type="dxa" w:w="120"/>
+            </w:tcMar>
+          </w:tcPr>
+          <w:p>
+            <w:pPr>
+              <w:spacing w:after="0" w:line="280"/>
+            </w:pPr>
+            <w:r>
+              <w:rPr>
+                <w:rFonts w:ascii="Calibri" w:cs="Calibri" w:eastAsia="Calibri" w:hAnsi="Calibri"/>
+                <w:b w:val="false"/>
+                <w:bCs w:val="false"/>
+                <w:color w:val="000000"/>
+                <w:sz w:val="20"/>
+                <w:szCs w:val="20"/>
+              </w:rPr>
+              <w:t xml:space="preserve">1,14 bombas x 0,8 x 96 ciclos</w:t>
+            </w:r>
+          </w:p>
+        </w:tc>
+        <w:tc>
+          <w:tcPr>
+            <w:tcW w:type="dxa" w:w="5000"/>
+            <w:tcMar>
+              <w:top w:type="dxa" w:w="80"/>
+              <w:left w:type="dxa" w:w="120"/>
+              <w:bottom w:type="dxa" w:w="80"/>
+              <w:right w:type="dxa" w:w="120"/>
+            </w:tcMar>
+          </w:tcPr>
+          <w:p>
+            <w:pPr>
+              <w:spacing w:after="0" w:line="280"/>
+            </w:pPr>
+            <w:r>
+              <w:rPr>
+                <w:rFonts w:ascii="Calibri" w:cs="Calibri" w:eastAsia="Calibri" w:hAnsi="Calibri"/>
+                <w:b w:val="false"/>
+                <w:bCs w:val="false"/>
+                <w:color w:val="000000"/>
+                <w:sz w:val="20"/>
+                <w:szCs w:val="20"/>
+              </w:rPr>
+              <w:t xml:space="preserve">87,8</w:t>
+            </w:r>
+          </w:p>
+        </w:tc>
+      </w:tr>
+      <w:tr>
+        <w:tc>
+          <w:tcPr>
+            <w:tcW w:type="dxa" w:w="1400"/>
+            <w:tcMar>
+              <w:top w:type="dxa" w:w="80"/>
+              <w:left w:type="dxa" w:w="120"/>
+              <w:bottom w:type="dxa" w:w="80"/>
+              <w:right w:type="dxa" w:w="120"/>
+            </w:tcMar>
+          </w:tcPr>
+          <w:p>
+            <w:pPr>
+              <w:spacing w:after="0" w:line="280"/>
+            </w:pPr>
+            <w:r>
+              <w:rPr>
+                <w:rFonts w:ascii="Calibri" w:cs="Calibri" w:eastAsia="Calibri" w:hAnsi="Calibri"/>
+                <w:b w:val="false"/>
+                <w:bCs w:val="false"/>
+                <w:color w:val="000000"/>
+                <w:sz w:val="20"/>
+                <w:szCs w:val="20"/>
+              </w:rPr>
+              <w:t xml:space="preserve">Saldo</w:t>
+            </w:r>
+          </w:p>
+        </w:tc>
+        <w:tc>
+          <w:tcPr>
+            <w:tcW w:type="dxa" w:w="2600"/>
+            <w:tcMar>
+              <w:top w:type="dxa" w:w="80"/>
+              <w:left w:type="dxa" w:w="120"/>
+              <w:bottom w:type="dxa" w:w="80"/>
+              <w:right w:type="dxa" w:w="120"/>
+            </w:tcMar>
+          </w:tcPr>
+          <w:p>
+            <w:pPr>
+              <w:spacing w:after="0" w:line="280"/>
+            </w:pPr>
+            <w:r>
+              <w:rPr>
+                <w:rFonts w:ascii="Calibri" w:cs="Calibri" w:eastAsia="Calibri" w:hAnsi="Calibri"/>
+                <w:b w:val="false"/>
+                <w:bCs w:val="false"/>
+                <w:color w:val="000000"/>
+                <w:sz w:val="20"/>
+                <w:szCs w:val="20"/>
+              </w:rPr>
+              <w:t xml:space="preserve"/>
+            </w:r>
+          </w:p>
+        </w:tc>
+        <w:tc>
+          <w:tcPr>
+            <w:tcW w:type="dxa" w:w="5000"/>
+            <w:tcMar>
+              <w:top w:type="dxa" w:w="80"/>
+              <w:left w:type="dxa" w:w="120"/>
+              <w:bottom w:type="dxa" w:w="80"/>
+              <w:right w:type="dxa" w:w="120"/>
+            </w:tcMar>
+          </w:tcPr>
+          <w:p>
+            <w:pPr>
+              <w:spacing w:after="0" w:line="280"/>
+            </w:pPr>
+            <w:r>
+              <w:rPr>
+                <w:rFonts w:ascii="Calibri" w:cs="Calibri" w:eastAsia="Calibri" w:hAnsi="Calibri"/>
+                <w:b w:val="false"/>
+                <w:bCs w:val="false"/>
+                <w:color w:val="000000"/>
+                <w:sz w:val="20"/>
+                <w:szCs w:val="20"/>
+              </w:rPr>
+              <w:t xml:space="preserve">-68,2</w:t>
+            </w:r>
+          </w:p>
+        </w:tc>
+      </w:tr>
+    </w:tbl>
+    <w:p>
+      <w:pPr>
+        <w:spacing w:after="120" w:line="300"/>
+      </w:pPr>
+      <w:r>
+        <w:rPr>
+          <w:rFonts w:ascii="Calibri" w:cs="Calibri" w:eastAsia="Calibri" w:hAnsi="Calibri"/>
+          <w:sz w:val="22"/>
+          <w:szCs w:val="22"/>
+        </w:rPr>
+        <w:t xml:space="preserve">O consumo é cerca de 4,5 vezes a captação. O único momento em que o nível sobe é durante o bloqueio, com todas as bombas desligadas, e por isso o sistema se estabiliza oscilando entre quinze e vinte e cinco por cento, que é o único equilíbrio possível com esta fazenda. Observado em execução: o bloqueio é liberado quando a captação leva o nível aos vinte e cinco por cento, as quatro bombas ligam de uma vez nos talhões secos e derrubam onze pontos em uma hora simulada, e o bloqueio volta. À noite o nível fica parado, porque a captação é solar.</w:t>
+      </w:r>
+    </w:p>
+    <w:p>
+      <w:pPr>
+        <w:spacing w:after="120" w:line="300"/>
+      </w:pPr>
+      <w:r>
+        <w:rPr>
+          <w:rFonts w:ascii="Calibri" w:cs="Calibri" w:eastAsia="Calibri" w:hAnsi="Calibri"/>
+          <w:sz w:val="22"/>
+          <w:szCs w:val="22"/>
+        </w:rPr>
+        <w:t xml:space="preserve">A fazenda é subdimensionada para irrigação plena. Dimensionar reservatório e captação para a demanda do pomar é decisão de projeto agronômico, não de software, porque envolve área irrigada, cultura, evapotranspiração local e orçamento de painel solar. O papel do sistema de automação diante de uma fazenda assim é exatamente o que ele faz, que é impedir que o reservatório zere, irrigando enquanto há água e travando tudo quando não há.</w:t>
+      </w:r>
+    </w:p>
+    <w:p>
+      <w:pPr>
+        <w:spacing w:after="120" w:line="300"/>
+      </w:pPr>
+      <w:r>
+        <w:rPr>
+          <w:rFonts w:ascii="Calibri" w:cs="Calibri" w:eastAsia="Calibri" w:hAnsi="Calibri"/>
+          <w:sz w:val="22"/>
+          <w:szCs w:val="22"/>
+        </w:rPr>
+        <w:t xml:space="preserve">Uma calibragem alternativa, se o objetivo fosse um cenário que se recupera em vez de oscilar, seria mexer no estado inicial em vez das taxas: partir de talhões bem secos para o bloqueio acontecer logo no começo, e reduzir o consumo por bomba para que a fazenda se sustente depois disso. Os números atuais foram escolhidos para que o bloqueio aconteça de forma confiável na demonstração.</w:t>
+      </w:r>
+    </w:p>
+    <w:p>
+      <w:pPr>
+        <w:spacing w:after="120" w:line="300"/>
+      </w:pPr>
+      <w:r>
+        <w:rPr>
+          <w:rFonts w:ascii="Calibri" w:cs="Calibri" w:eastAsia="Calibri" w:hAnsi="Calibri"/>
+          <w:sz w:val="22"/>
+          <w:szCs w:val="22"/>
+        </w:rPr>
+        <w:t xml:space="preserve">Irrigação sem priorização. O sistema trata todos os talhões com igualdade, então quando o bloqueio é liberado todos os que estiverem abaixo do gatilho são irrigados ao mesmo tempo. Uma regra de priorização por criticidade suavizaria a queda, mas não elimina o déficit: como a manutenção dos quatro talhões exige 1,14 bombas em média, uma bomba de cada vez não dá conta do pomar inteiro. O problema é de dimensionamento, e a priorização trata do sintoma.</w:t>
       </w:r>
     </w:p>
     <w:p>
@@ -12610,7 +13031,7 @@
           <w:sz w:val="22"/>
           <w:szCs w:val="22"/>
         </w:rPr>
-        <w:t xml:space="preserve">Priorização por criticidade. Abaixo de um patamar de conforto do reservatório, irrigar apenas o talhão mais seco por vez em vez de todos juntos. Entraria como mais uma função no mesmo módulo de regras, avaliada antes da irrigação crítica, sem tocar em transporte nem em interface.</w:t>
+        <w:t xml:space="preserve">Priorização por criticidade. Abaixo de um patamar de conforto do reservatório, irrigar apenas o talhão mais seco por vez em vez de todos juntos. Entraria como mais uma função no mesmo módulo de regras, avaliada antes da irrigação crítica, sem tocar em transporte nem em interface. Suaviza a queda do reservatório, mas não resolve o déficit descrito no capítulo anterior, que é de dimensionamento.</w:t>
       </w:r>
     </w:p>
     <w:p>

--- a/docs/BIOSOLAR HACKUFRA.docx
+++ b/docs/BIOSOLAR HACKUFRA.docx
@@ -4300,7 +4300,7 @@
                 <w:sz w:val="20"/>
                 <w:szCs w:val="20"/>
               </w:rPr>
-              <w:t xml:space="preserve">O nível do reservatório diminui a cada ciclo de forma proporcional à quantidade de bombas ligadas. O que o repõe está na RN12</w:t>
+              <w:t xml:space="preserve">O nível do reservatório diminui em 0,40 por ciclo para cada bomba ligada. O que o repõe está na RN12</w:t>
             </w:r>
           </w:p>
         </w:tc>
@@ -5047,7 +5047,7 @@
                 <w:sz w:val="20"/>
                 <w:szCs w:val="20"/>
               </w:rPr>
-              <w:t xml:space="preserve">O reservatório é reabastecido por captação movida a energia solar, com vazão que acompanha a curva do sol e é nula à noite. No pico do dia a vazão equivale a um quinto do consumo com todas as bombas ligadas, portanto a captação nunca compensa a irrigação plena e o reservatório continua caindo até o bloqueio</w:t>
+              <w:t xml:space="preserve">O reservatório é reabastecido por captação movida a energia solar, com vazão que acompanha a curva do sol e é nula à noite. No pico do dia a vazão vale 1,50 contra os 1,60 que as quatro bombas consomem juntas, então irrigação plena simultânea derruba o reservatório mesmo ao meio-dia. Na média do dia, porém, a captação cobre a manutenção dos talhões, e é isso que permite ao sistema se recuperar depois do bloqueio</w:t>
             </w:r>
           </w:p>
         </w:tc>
@@ -11444,6 +11444,89 @@
           </w:p>
         </w:tc>
       </w:tr>
+      <w:tr>
+        <w:tc>
+          <w:tcPr>
+            <w:tcW w:type="dxa" w:w="1400"/>
+            <w:tcMar>
+              <w:top w:type="dxa" w:w="80"/>
+              <w:left w:type="dxa" w:w="120"/>
+              <w:bottom w:type="dxa" w:w="80"/>
+              <w:right w:type="dxa" w:w="120"/>
+            </w:tcMar>
+          </w:tcPr>
+          <w:p>
+            <w:pPr>
+              <w:spacing w:after="0" w:line="280"/>
+            </w:pPr>
+            <w:r>
+              <w:rPr>
+                <w:rFonts w:ascii="Calibri" w:cs="Calibri" w:eastAsia="Calibri" w:hAnsi="Calibri"/>
+                <w:b w:val="false"/>
+                <w:bCs w:val="false"/>
+                <w:color w:val="000000"/>
+                <w:sz w:val="20"/>
+                <w:szCs w:val="20"/>
+              </w:rPr>
+              <w:t xml:space="preserve">T13</w:t>
+            </w:r>
+          </w:p>
+        </w:tc>
+        <w:tc>
+          <w:tcPr>
+            <w:tcW w:type="dxa" w:w="4000"/>
+            <w:tcMar>
+              <w:top w:type="dxa" w:w="80"/>
+              <w:left w:type="dxa" w:w="120"/>
+              <w:bottom w:type="dxa" w:w="80"/>
+              <w:right w:type="dxa" w:w="120"/>
+            </w:tcMar>
+          </w:tcPr>
+          <w:p>
+            <w:pPr>
+              <w:spacing w:after="0" w:line="280"/>
+            </w:pPr>
+            <w:r>
+              <w:rPr>
+                <w:rFonts w:ascii="Calibri" w:cs="Calibri" w:eastAsia="Calibri" w:hAnsi="Calibri"/>
+                <w:b w:val="false"/>
+                <w:bCs w:val="false"/>
+                <w:color w:val="000000"/>
+                <w:sz w:val="20"/>
+                <w:szCs w:val="20"/>
+              </w:rPr>
+              <w:t xml:space="preserve">Na média do dia a captação solar cobre a manutenção dos quatro talhões, que é a fronteira entre escassez e colapso</w:t>
+            </w:r>
+          </w:p>
+        </w:tc>
+        <w:tc>
+          <w:tcPr>
+            <w:tcW w:type="dxa" w:w="3600"/>
+            <w:tcMar>
+              <w:top w:type="dxa" w:w="80"/>
+              <w:left w:type="dxa" w:w="120"/>
+              <w:bottom w:type="dxa" w:w="80"/>
+              <w:right w:type="dxa" w:w="120"/>
+            </w:tcMar>
+          </w:tcPr>
+          <w:p>
+            <w:pPr>
+              <w:spacing w:after="0" w:line="280"/>
+            </w:pPr>
+            <w:r>
+              <w:rPr>
+                <w:rFonts w:ascii="Calibri" w:cs="Calibri" w:eastAsia="Calibri" w:hAnsi="Calibri"/>
+                <w:b w:val="false"/>
+                <w:bCs w:val="false"/>
+                <w:color w:val="000000"/>
+                <w:sz w:val="20"/>
+                <w:szCs w:val="20"/>
+              </w:rPr>
+              <w:t xml:space="preserve">RN12</w:t>
+            </w:r>
+          </w:p>
+        </w:tc>
+      </w:tr>
     </w:tbl>
     <w:p>
       <w:pPr>
@@ -11481,7 +11564,7 @@
           <w:sz w:val="22"/>
           <w:szCs w:val="22"/>
         </w:rPr>
-        <w:t xml:space="preserve">O teste T07 é o mais valioso de todos, porque ele documenta a decisão de precedência entre as duas regras críticas do desafio, que é o ponto onde a maioria das implementações falha. O T12 merece nota por outro motivo: ele roda duzentos ciclos até o solo saturar em cem por cento, porque é no teto que a umidade para de crescer e um teste de cruzamento ingênuo passaria a valer em todos os ciclos seguintes, transformando o alerta em ruído.</w:t>
+        <w:t xml:space="preserve">O teste T07 é o mais valioso de todos, porque ele documenta a decisão de precedência entre as duas regras críticas do desafio, que é o ponto onde a maioria das implementações falha. O T13 guarda a fronteira entre escassez e colapso: ele compara a captação média do dia com o consumo de manutenção dos quatro talhões e falha se a calibragem cair para o lado errado, porque nesse caso nenhum talhão sai do crítico depois do primeiro bloqueio e nada nos outros testes acusaria. O T12 merece nota por outro motivo: ele roda duzentos ciclos até o solo saturar em cem por cento, porque é no teto que a umidade para de crescer e um teste de cruzamento ingênuo passaria a valer em todos os ciclos seguintes, transformando o alerta em ruído.</w:t>
       </w:r>
     </w:p>
     <w:p>
@@ -12541,7 +12624,7 @@
           <w:sz w:val="30"/>
           <w:szCs w:val="30"/>
         </w:rPr>
-        <w:t xml:space="preserve">20. Balanço hídrico e regime de escassez</w:t>
+        <w:t xml:space="preserve">20. Balanço hídrico</w:t>
       </w:r>
     </w:p>
     <w:p>
@@ -12554,7 +12637,7 @@
           <w:sz w:val="22"/>
           <w:szCs w:val="22"/>
         </w:rPr>
-        <w:t xml:space="preserve">O reservatório opera em déficit, e isso não é acidente de calibragem, é o cenário que o caderno descreve. Durante a estiagem a demanda de irrigação de um pomar supera com folga o que a captação solar consegue repor, e a medição abaixo quantifica exatamente isso.</w:t>
+        <w:t xml:space="preserve">A fazenda opera no limite, e de propósito. A captação solar cobre a manutenção dos talhões por pouco, mas não cobre irrigação plena simultânea, e é essa margem estreita que faz o sistema ter os dois comportamentos que o caderno pede: ele chega ao bloqueio de emergência e também se recupera dele.</w:t>
       </w:r>
     </w:p>
     <w:p>
@@ -12727,7 +12810,7 @@
                 <w:sz w:val="20"/>
                 <w:szCs w:val="20"/>
               </w:rPr>
-              <w:t xml:space="preserve">0,64 x média do seno x 48 ciclos de sol</w:t>
+              <w:t xml:space="preserve">1,50 x média do seno x 48 ciclos de sol</w:t>
             </w:r>
           </w:p>
         </w:tc>
@@ -12754,7 +12837,7 @@
                 <w:sz w:val="20"/>
                 <w:szCs w:val="20"/>
               </w:rPr>
-              <w:t xml:space="preserve">19,6</w:t>
+              <w:t xml:space="preserve">45,8</w:t>
             </w:r>
           </w:p>
         </w:tc>
@@ -12783,7 +12866,7 @@
                 <w:sz w:val="20"/>
                 <w:szCs w:val="20"/>
               </w:rPr>
-              <w:t xml:space="preserve">Consumo da irrigação</w:t>
+              <w:t xml:space="preserve">Consumo de manutenção</w:t>
             </w:r>
           </w:p>
         </w:tc>
@@ -12810,7 +12893,7 @@
                 <w:sz w:val="20"/>
                 <w:szCs w:val="20"/>
               </w:rPr>
-              <w:t xml:space="preserve">1,14 bombas x 0,8 x 96 ciclos</w:t>
+              <w:t xml:space="preserve">1,14 bombas x 0,40 x 96 ciclos</w:t>
             </w:r>
           </w:p>
         </w:tc>
@@ -12837,7 +12920,7 @@
                 <w:sz w:val="20"/>
                 <w:szCs w:val="20"/>
               </w:rPr>
-              <w:t xml:space="preserve">87,8</w:t>
+              <w:t xml:space="preserve">43,9</w:t>
             </w:r>
           </w:p>
         </w:tc>
@@ -12920,7 +13003,7 @@
                 <w:sz w:val="20"/>
                 <w:szCs w:val="20"/>
               </w:rPr>
-              <w:t xml:space="preserve">-68,2</w:t>
+              <w:t xml:space="preserve">+2,0</w:t>
             </w:r>
           </w:p>
         </w:tc>
@@ -12936,7 +13019,7 @@
           <w:sz w:val="22"/>
           <w:szCs w:val="22"/>
         </w:rPr>
-        <w:t xml:space="preserve">O consumo é cerca de 4,5 vezes a captação. O único momento em que o nível sobe é durante o bloqueio, com todas as bombas desligadas, e por isso o sistema se estabiliza oscilando entre quinze e vinte e cinco por cento, que é o único equilíbrio possível com esta fazenda. Observado em execução: o bloqueio é liberado quando a captação leva o nível aos vinte e cinco por cento, as quatro bombas ligam de uma vez nos talhões secos e derrubam onze pontos em uma hora simulada, e o bloqueio volta. À noite o nível fica parado, porque a captação é solar.</w:t>
+        <w:t xml:space="preserve">A folga é de 4%. No pico do dia, porém, quatro bombas ligadas consomem 1,60 contra os 1,50 da captação, então irrigação plena simultânea derruba o reservatório mesmo ao meio-dia. O sistema é sustentável em regime e vulnerável em pico, que é exatamente o que torna o bloqueio uma proteção necessária em vez de um detalhe decorativo.</w:t>
       </w:r>
     </w:p>
     <w:p>
@@ -12949,9 +13032,531 @@
           <w:sz w:val="22"/>
           <w:szCs w:val="22"/>
         </w:rPr>
-        <w:t xml:space="preserve">A fazenda é subdimensionada para irrigação plena. Dimensionar reservatório e captação para a demanda do pomar é decisão de projeto agronômico, não de software, porque envolve área irrigada, cultura, evapotranspiração local e orçamento de painel solar. O papel do sistema de automação diante de uma fazenda assim é exatamente o que ele faz, que é impedir que o reservatório zere, irrigando enquanto há água e travando tudo quando não há.</w:t>
-      </w:r>
-    </w:p>
+        <w:t xml:space="preserve">O estado inicial coloca a fazenda em estiagem de madrugada: reservatório em 26%, os quatro talhões abaixo ou rente ao gatilho, e o relógio às três da manhã, quando não há sol nenhum para repor água. Medido em velocidade normal, a partir do reset:</w:t>
+      </w:r>
+    </w:p>
+    <w:tbl>
+      <w:tblPr>
+        <w:tblW w:type="dxa" w:w="9000"/>
+        <w:tblBorders>
+          <w:top w:val="single" w:color="auto" w:sz="4"/>
+          <w:left w:val="single" w:color="auto" w:sz="4"/>
+          <w:bottom w:val="single" w:color="auto" w:sz="4"/>
+          <w:right w:val="single" w:color="auto" w:sz="4"/>
+          <w:insideH w:val="single" w:color="auto" w:sz="4"/>
+          <w:insideV w:val="single" w:color="auto" w:sz="4"/>
+        </w:tblBorders>
+      </w:tblPr>
+      <w:tblGrid>
+        <w:gridCol w:w="1400"/>
+        <w:gridCol w:w="2600"/>
+        <w:gridCol w:w="5000"/>
+      </w:tblGrid>
+      <w:tr>
+        <w:trPr>
+          <w:tblHeader/>
+        </w:trPr>
+        <w:tc>
+          <w:tcPr>
+            <w:tcW w:type="dxa" w:w="1400"/>
+            <w:shd w:fill="D9822B" w:val="clear"/>
+            <w:tcMar>
+              <w:top w:type="dxa" w:w="80"/>
+              <w:left w:type="dxa" w:w="120"/>
+              <w:bottom w:type="dxa" w:w="80"/>
+              <w:right w:type="dxa" w:w="120"/>
+            </w:tcMar>
+          </w:tcPr>
+          <w:p>
+            <w:pPr>
+              <w:spacing w:after="0" w:line="280"/>
+            </w:pPr>
+            <w:r>
+              <w:rPr>
+                <w:rFonts w:ascii="Calibri" w:cs="Calibri" w:eastAsia="Calibri" w:hAnsi="Calibri"/>
+                <w:b/>
+                <w:bCs/>
+                <w:color w:val="FFFFFF"/>
+                <w:sz w:val="20"/>
+                <w:szCs w:val="20"/>
+              </w:rPr>
+              <w:t xml:space="preserve">Tempo real</w:t>
+            </w:r>
+          </w:p>
+        </w:tc>
+        <w:tc>
+          <w:tcPr>
+            <w:tcW w:type="dxa" w:w="2600"/>
+            <w:shd w:fill="D9822B" w:val="clear"/>
+            <w:tcMar>
+              <w:top w:type="dxa" w:w="80"/>
+              <w:left w:type="dxa" w:w="120"/>
+              <w:bottom w:type="dxa" w:w="80"/>
+              <w:right w:type="dxa" w:w="120"/>
+            </w:tcMar>
+          </w:tcPr>
+          <w:p>
+            <w:pPr>
+              <w:spacing w:after="0" w:line="280"/>
+            </w:pPr>
+            <w:r>
+              <w:rPr>
+                <w:rFonts w:ascii="Calibri" w:cs="Calibri" w:eastAsia="Calibri" w:hAnsi="Calibri"/>
+                <w:b/>
+                <w:bCs/>
+                <w:color w:val="FFFFFF"/>
+                <w:sz w:val="20"/>
+                <w:szCs w:val="20"/>
+              </w:rPr>
+              <w:t xml:space="preserve">Hora na fazenda</w:t>
+            </w:r>
+          </w:p>
+        </w:tc>
+        <w:tc>
+          <w:tcPr>
+            <w:tcW w:type="dxa" w:w="5000"/>
+            <w:shd w:fill="D9822B" w:val="clear"/>
+            <w:tcMar>
+              <w:top w:type="dxa" w:w="80"/>
+              <w:left w:type="dxa" w:w="120"/>
+              <w:bottom w:type="dxa" w:w="80"/>
+              <w:right w:type="dxa" w:w="120"/>
+            </w:tcMar>
+          </w:tcPr>
+          <w:p>
+            <w:pPr>
+              <w:spacing w:after="0" w:line="280"/>
+            </w:pPr>
+            <w:r>
+              <w:rPr>
+                <w:rFonts w:ascii="Calibri" w:cs="Calibri" w:eastAsia="Calibri" w:hAnsi="Calibri"/>
+                <w:b/>
+                <w:bCs/>
+                <w:color w:val="FFFFFF"/>
+                <w:sz w:val="20"/>
+                <w:szCs w:val="20"/>
+              </w:rPr>
+              <w:t xml:space="preserve">O que acontece</w:t>
+            </w:r>
+          </w:p>
+        </w:tc>
+      </w:tr>
+      <w:tr>
+        <w:tc>
+          <w:tcPr>
+            <w:tcW w:type="dxa" w:w="1400"/>
+            <w:tcMar>
+              <w:top w:type="dxa" w:w="80"/>
+              <w:left w:type="dxa" w:w="120"/>
+              <w:bottom w:type="dxa" w:w="80"/>
+              <w:right w:type="dxa" w:w="120"/>
+            </w:tcMar>
+          </w:tcPr>
+          <w:p>
+            <w:pPr>
+              <w:spacing w:after="0" w:line="280"/>
+            </w:pPr>
+            <w:r>
+              <w:rPr>
+                <w:rFonts w:ascii="Calibri" w:cs="Calibri" w:eastAsia="Calibri" w:hAnsi="Calibri"/>
+                <w:b w:val="false"/>
+                <w:bCs w:val="false"/>
+                <w:color w:val="000000"/>
+                <w:sz w:val="20"/>
+                <w:szCs w:val="20"/>
+              </w:rPr>
+              <w:t xml:space="preserve">0s</w:t>
+            </w:r>
+          </w:p>
+        </w:tc>
+        <w:tc>
+          <w:tcPr>
+            <w:tcW w:type="dxa" w:w="2600"/>
+            <w:tcMar>
+              <w:top w:type="dxa" w:w="80"/>
+              <w:left w:type="dxa" w:w="120"/>
+              <w:bottom w:type="dxa" w:w="80"/>
+              <w:right w:type="dxa" w:w="120"/>
+            </w:tcMar>
+          </w:tcPr>
+          <w:p>
+            <w:pPr>
+              <w:spacing w:after="0" w:line="280"/>
+            </w:pPr>
+            <w:r>
+              <w:rPr>
+                <w:rFonts w:ascii="Calibri" w:cs="Calibri" w:eastAsia="Calibri" w:hAnsi="Calibri"/>
+                <w:b w:val="false"/>
+                <w:bCs w:val="false"/>
+                <w:color w:val="000000"/>
+                <w:sz w:val="20"/>
+                <w:szCs w:val="20"/>
+              </w:rPr>
+              <w:t xml:space="preserve">03h</w:t>
+            </w:r>
+          </w:p>
+        </w:tc>
+        <w:tc>
+          <w:tcPr>
+            <w:tcW w:type="dxa" w:w="5000"/>
+            <w:tcMar>
+              <w:top w:type="dxa" w:w="80"/>
+              <w:left w:type="dxa" w:w="120"/>
+              <w:bottom w:type="dxa" w:w="80"/>
+              <w:right w:type="dxa" w:w="120"/>
+            </w:tcMar>
+          </w:tcPr>
+          <w:p>
+            <w:pPr>
+              <w:spacing w:after="0" w:line="280"/>
+            </w:pPr>
+            <w:r>
+              <w:rPr>
+                <w:rFonts w:ascii="Calibri" w:cs="Calibri" w:eastAsia="Calibri" w:hAnsi="Calibri"/>
+                <w:b w:val="false"/>
+                <w:bCs w:val="false"/>
+                <w:color w:val="000000"/>
+                <w:sz w:val="20"/>
+                <w:szCs w:val="20"/>
+              </w:rPr>
+              <w:t xml:space="preserve">Reservatório em 26%, talhões entre 20% e 26%</w:t>
+            </w:r>
+          </w:p>
+        </w:tc>
+      </w:tr>
+      <w:tr>
+        <w:tc>
+          <w:tcPr>
+            <w:tcW w:type="dxa" w:w="1400"/>
+            <w:tcMar>
+              <w:top w:type="dxa" w:w="80"/>
+              <w:left w:type="dxa" w:w="120"/>
+              <w:bottom w:type="dxa" w:w="80"/>
+              <w:right w:type="dxa" w:w="120"/>
+            </w:tcMar>
+          </w:tcPr>
+          <w:p>
+            <w:pPr>
+              <w:spacing w:after="0" w:line="280"/>
+            </w:pPr>
+            <w:r>
+              <w:rPr>
+                <w:rFonts w:ascii="Calibri" w:cs="Calibri" w:eastAsia="Calibri" w:hAnsi="Calibri"/>
+                <w:b w:val="false"/>
+                <w:bCs w:val="false"/>
+                <w:color w:val="000000"/>
+                <w:sz w:val="20"/>
+                <w:szCs w:val="20"/>
+              </w:rPr>
+              <w:t xml:space="preserve">4s</w:t>
+            </w:r>
+          </w:p>
+        </w:tc>
+        <w:tc>
+          <w:tcPr>
+            <w:tcW w:type="dxa" w:w="2600"/>
+            <w:tcMar>
+              <w:top w:type="dxa" w:w="80"/>
+              <w:left w:type="dxa" w:w="120"/>
+              <w:bottom w:type="dxa" w:w="80"/>
+              <w:right w:type="dxa" w:w="120"/>
+            </w:tcMar>
+          </w:tcPr>
+          <w:p>
+            <w:pPr>
+              <w:spacing w:after="0" w:line="280"/>
+            </w:pPr>
+            <w:r>
+              <w:rPr>
+                <w:rFonts w:ascii="Calibri" w:cs="Calibri" w:eastAsia="Calibri" w:hAnsi="Calibri"/>
+                <w:b w:val="false"/>
+                <w:bCs w:val="false"/>
+                <w:color w:val="000000"/>
+                <w:sz w:val="20"/>
+                <w:szCs w:val="20"/>
+              </w:rPr>
+              <w:t xml:space="preserve">04h</w:t>
+            </w:r>
+          </w:p>
+        </w:tc>
+        <w:tc>
+          <w:tcPr>
+            <w:tcW w:type="dxa" w:w="5000"/>
+            <w:tcMar>
+              <w:top w:type="dxa" w:w="80"/>
+              <w:left w:type="dxa" w:w="120"/>
+              <w:bottom w:type="dxa" w:w="80"/>
+              <w:right w:type="dxa" w:w="120"/>
+            </w:tcMar>
+          </w:tcPr>
+          <w:p>
+            <w:pPr>
+              <w:spacing w:after="0" w:line="280"/>
+            </w:pPr>
+            <w:r>
+              <w:rPr>
+                <w:rFonts w:ascii="Calibri" w:cs="Calibri" w:eastAsia="Calibri" w:hAnsi="Calibri"/>
+                <w:b w:val="false"/>
+                <w:bCs w:val="false"/>
+                <w:color w:val="000000"/>
+                <w:sz w:val="20"/>
+                <w:szCs w:val="20"/>
+              </w:rPr>
+              <w:t xml:space="preserve">As quatro bombas ligam sozinhas (RN04)</w:t>
+            </w:r>
+          </w:p>
+        </w:tc>
+      </w:tr>
+      <w:tr>
+        <w:tc>
+          <w:tcPr>
+            <w:tcW w:type="dxa" w:w="1400"/>
+            <w:tcMar>
+              <w:top w:type="dxa" w:w="80"/>
+              <w:left w:type="dxa" w:w="120"/>
+              <w:bottom w:type="dxa" w:w="80"/>
+              <w:right w:type="dxa" w:w="120"/>
+            </w:tcMar>
+          </w:tcPr>
+          <w:p>
+            <w:pPr>
+              <w:spacing w:after="0" w:line="280"/>
+            </w:pPr>
+            <w:r>
+              <w:rPr>
+                <w:rFonts w:ascii="Calibri" w:cs="Calibri" w:eastAsia="Calibri" w:hAnsi="Calibri"/>
+                <w:b w:val="false"/>
+                <w:bCs w:val="false"/>
+                <w:color w:val="000000"/>
+                <w:sz w:val="20"/>
+                <w:szCs w:val="20"/>
+              </w:rPr>
+              <w:t xml:space="preserve">15s</w:t>
+            </w:r>
+          </w:p>
+        </w:tc>
+        <w:tc>
+          <w:tcPr>
+            <w:tcW w:type="dxa" w:w="2600"/>
+            <w:tcMar>
+              <w:top w:type="dxa" w:w="80"/>
+              <w:left w:type="dxa" w:w="120"/>
+              <w:bottom w:type="dxa" w:w="80"/>
+              <w:right w:type="dxa" w:w="120"/>
+            </w:tcMar>
+          </w:tcPr>
+          <w:p>
+            <w:pPr>
+              <w:spacing w:after="0" w:line="280"/>
+            </w:pPr>
+            <w:r>
+              <w:rPr>
+                <w:rFonts w:ascii="Calibri" w:cs="Calibri" w:eastAsia="Calibri" w:hAnsi="Calibri"/>
+                <w:b w:val="false"/>
+                <w:bCs w:val="false"/>
+                <w:color w:val="000000"/>
+                <w:sz w:val="20"/>
+                <w:szCs w:val="20"/>
+              </w:rPr>
+              <w:t xml:space="preserve">05h</w:t>
+            </w:r>
+          </w:p>
+        </w:tc>
+        <w:tc>
+          <w:tcPr>
+            <w:tcW w:type="dxa" w:w="5000"/>
+            <w:tcMar>
+              <w:top w:type="dxa" w:w="80"/>
+              <w:left w:type="dxa" w:w="120"/>
+              <w:bottom w:type="dxa" w:w="80"/>
+              <w:right w:type="dxa" w:w="120"/>
+            </w:tcMar>
+          </w:tcPr>
+          <w:p>
+            <w:pPr>
+              <w:spacing w:after="0" w:line="280"/>
+            </w:pPr>
+            <w:r>
+              <w:rPr>
+                <w:rFonts w:ascii="Calibri" w:cs="Calibri" w:eastAsia="Calibri" w:hAnsi="Calibri"/>
+                <w:b w:val="false"/>
+                <w:bCs w:val="false"/>
+                <w:color w:val="000000"/>
+                <w:sz w:val="20"/>
+                <w:szCs w:val="20"/>
+              </w:rPr>
+              <w:t xml:space="preserve">Bloqueio de emergência aos 14,8% (RN06)</w:t>
+            </w:r>
+          </w:p>
+        </w:tc>
+      </w:tr>
+      <w:tr>
+        <w:tc>
+          <w:tcPr>
+            <w:tcW w:type="dxa" w:w="1400"/>
+            <w:tcMar>
+              <w:top w:type="dxa" w:w="80"/>
+              <w:left w:type="dxa" w:w="120"/>
+              <w:bottom w:type="dxa" w:w="80"/>
+              <w:right w:type="dxa" w:w="120"/>
+            </w:tcMar>
+          </w:tcPr>
+          <w:p>
+            <w:pPr>
+              <w:spacing w:after="0" w:line="280"/>
+            </w:pPr>
+            <w:r>
+              <w:rPr>
+                <w:rFonts w:ascii="Calibri" w:cs="Calibri" w:eastAsia="Calibri" w:hAnsi="Calibri"/>
+                <w:b w:val="false"/>
+                <w:bCs w:val="false"/>
+                <w:color w:val="000000"/>
+                <w:sz w:val="20"/>
+                <w:szCs w:val="20"/>
+              </w:rPr>
+              <w:t xml:space="preserve">53s</w:t>
+            </w:r>
+          </w:p>
+        </w:tc>
+        <w:tc>
+          <w:tcPr>
+            <w:tcW w:type="dxa" w:w="2600"/>
+            <w:tcMar>
+              <w:top w:type="dxa" w:w="80"/>
+              <w:left w:type="dxa" w:w="120"/>
+              <w:bottom w:type="dxa" w:w="80"/>
+              <w:right w:type="dxa" w:w="120"/>
+            </w:tcMar>
+          </w:tcPr>
+          <w:p>
+            <w:pPr>
+              <w:spacing w:after="0" w:line="280"/>
+            </w:pPr>
+            <w:r>
+              <w:rPr>
+                <w:rFonts w:ascii="Calibri" w:cs="Calibri" w:eastAsia="Calibri" w:hAnsi="Calibri"/>
+                <w:b w:val="false"/>
+                <w:bCs w:val="false"/>
+                <w:color w:val="000000"/>
+                <w:sz w:val="20"/>
+                <w:szCs w:val="20"/>
+              </w:rPr>
+              <w:t xml:space="preserve">09h</w:t>
+            </w:r>
+          </w:p>
+        </w:tc>
+        <w:tc>
+          <w:tcPr>
+            <w:tcW w:type="dxa" w:w="5000"/>
+            <w:tcMar>
+              <w:top w:type="dxa" w:w="80"/>
+              <w:left w:type="dxa" w:w="120"/>
+              <w:bottom w:type="dxa" w:w="80"/>
+              <w:right w:type="dxa" w:w="120"/>
+            </w:tcMar>
+          </w:tcPr>
+          <w:p>
+            <w:pPr>
+              <w:spacing w:after="0" w:line="280"/>
+            </w:pPr>
+            <w:r>
+              <w:rPr>
+                <w:rFonts w:ascii="Calibri" w:cs="Calibri" w:eastAsia="Calibri" w:hAnsi="Calibri"/>
+                <w:b w:val="false"/>
+                <w:bCs w:val="false"/>
+                <w:color w:val="000000"/>
+                <w:sz w:val="20"/>
+                <w:szCs w:val="20"/>
+              </w:rPr>
+              <w:t xml:space="preserve">Liberação aos 25,6%, pela captação solar (RN09 e RN12)</w:t>
+            </w:r>
+          </w:p>
+        </w:tc>
+      </w:tr>
+      <w:tr>
+        <w:tc>
+          <w:tcPr>
+            <w:tcW w:type="dxa" w:w="1400"/>
+            <w:tcMar>
+              <w:top w:type="dxa" w:w="80"/>
+              <w:left w:type="dxa" w:w="120"/>
+              <w:bottom w:type="dxa" w:w="80"/>
+              <w:right w:type="dxa" w:w="120"/>
+            </w:tcMar>
+          </w:tcPr>
+          <w:p>
+            <w:pPr>
+              <w:spacing w:after="0" w:line="280"/>
+            </w:pPr>
+            <w:r>
+              <w:rPr>
+                <w:rFonts w:ascii="Calibri" w:cs="Calibri" w:eastAsia="Calibri" w:hAnsi="Calibri"/>
+                <w:b w:val="false"/>
+                <w:bCs w:val="false"/>
+                <w:color w:val="000000"/>
+                <w:sz w:val="20"/>
+                <w:szCs w:val="20"/>
+              </w:rPr>
+              <w:t xml:space="preserve">adiante</w:t>
+            </w:r>
+          </w:p>
+        </w:tc>
+        <w:tc>
+          <w:tcPr>
+            <w:tcW w:type="dxa" w:w="2600"/>
+            <w:tcMar>
+              <w:top w:type="dxa" w:w="80"/>
+              <w:left w:type="dxa" w:w="120"/>
+              <w:bottom w:type="dxa" w:w="80"/>
+              <w:right w:type="dxa" w:w="120"/>
+            </w:tcMar>
+          </w:tcPr>
+          <w:p>
+            <w:pPr>
+              <w:spacing w:after="0" w:line="280"/>
+            </w:pPr>
+            <w:r>
+              <w:rPr>
+                <w:rFonts w:ascii="Calibri" w:cs="Calibri" w:eastAsia="Calibri" w:hAnsi="Calibri"/>
+                <w:b w:val="false"/>
+                <w:bCs w:val="false"/>
+                <w:color w:val="000000"/>
+                <w:sz w:val="20"/>
+                <w:szCs w:val="20"/>
+              </w:rPr>
+              <w:t xml:space="preserve"/>
+            </w:r>
+          </w:p>
+        </w:tc>
+        <w:tc>
+          <w:tcPr>
+            <w:tcW w:type="dxa" w:w="5000"/>
+            <w:tcMar>
+              <w:top w:type="dxa" w:w="80"/>
+              <w:left w:type="dxa" w:w="120"/>
+              <w:bottom w:type="dxa" w:w="80"/>
+              <w:right w:type="dxa" w:w="120"/>
+            </w:tcMar>
+          </w:tcPr>
+          <w:p>
+            <w:pPr>
+              <w:spacing w:after="0" w:line="280"/>
+            </w:pPr>
+            <w:r>
+              <w:rPr>
+                <w:rFonts w:ascii="Calibri" w:cs="Calibri" w:eastAsia="Calibri" w:hAnsi="Calibri"/>
+                <w:b w:val="false"/>
+                <w:bCs w:val="false"/>
+                <w:color w:val="000000"/>
+                <w:sz w:val="20"/>
+                <w:szCs w:val="20"/>
+              </w:rPr>
+              <w:t xml:space="preserve">Reservatório entre 23% e 44%, talhões entre 20% e 47%</w:t>
+            </w:r>
+          </w:p>
+        </w:tc>
+      </w:tr>
+    </w:tbl>
     <w:p>
       <w:pPr>
         <w:spacing w:after="120" w:line="300"/>
@@ -12962,7 +13567,7 @@
           <w:sz w:val="22"/>
           <w:szCs w:val="22"/>
         </w:rPr>
-        <w:t xml:space="preserve">Uma calibragem alternativa, se o objetivo fosse um cenário que se recupera em vez de oscilar, seria mexer no estado inicial em vez das taxas: partir de talhões bem secos para o bloqueio acontecer logo no começo, e reduzir o consumo por bomba para que a fazenda se sustente depois disso. Os números atuais foram escolhidos para que o bloqueio aconteça de forma confiável na demonstração.</w:t>
+        <w:t xml:space="preserve">Os três cenários da apresentação cabem em 53 segundos sem acelerar nada, e depois o sistema se mantém estável sozinho. O bloqueio acontece de madrugada, quando a captação é zero, e quem traz a fazenda de volta é o amanhecer.</w:t>
       </w:r>
     </w:p>
     <w:p>
@@ -12975,7 +13580,20 @@
           <w:sz w:val="22"/>
           <w:szCs w:val="22"/>
         </w:rPr>
-        <w:t xml:space="preserve">Irrigação sem priorização. O sistema trata todos os talhões com igualdade, então quando o bloqueio é liberado todos os que estiverem abaixo do gatilho são irrigados ao mesmo tempo. Uma regra de priorização por criticidade suavizaria a queda, mas não elimina o déficit: como a manutenção dos quatro talhões exige 1,14 bombas em média, uma bomba de cada vez não dá conta do pomar inteiro. O problema é de dimensionamento, e a priorização trata do sintoma.</w:t>
+        <w:t xml:space="preserve">Dimensionar reservatório e captação para a demanda de um pomar é decisão de projeto agronômico, não de software, porque envolve área irrigada, cultura, evapotranspiração local e orçamento de painel solar. O que o sistema de automação faz diante do dimensionamento que recebeu é irrigar enquanto há água, travar tudo quando não há, e voltar a operar quando a fonte se recupera.</w:t>
+      </w:r>
+    </w:p>
+    <w:p>
+      <w:pPr>
+        <w:spacing w:after="120" w:line="300"/>
+      </w:pPr>
+      <w:r>
+        <w:rPr>
+          <w:rFonts w:ascii="Calibri" w:cs="Calibri" w:eastAsia="Calibri" w:hAnsi="Calibri"/>
+          <w:sz w:val="22"/>
+          <w:szCs w:val="22"/>
+        </w:rPr>
+        <w:t xml:space="preserve">Irrigação sem priorização. O sistema trata todos os talhões com igualdade, então quando o bloqueio é liberado todos os que estiverem abaixo do gatilho são irrigados ao mesmo tempo, que é justamente o pico de consumo que o reservatório não sustenta. Uma regra de priorização por criticidade suavizaria essa queda. Vale registrar o que foi medido: ela não substitui o dimensionamento, porque numa calibragem em que a captação fica abaixo da manutenção, irrigar um talhão por vez não tira ninguém do crítico, já que enquanto um sobe 3,0 os outros três caem 1,2 cada.</w:t>
       </w:r>
     </w:p>
     <w:p>

--- a/docs/BIOSOLAR HACKUFRA.docx
+++ b/docs/BIOSOLAR HACKUFRA.docx
@@ -5052,6 +5052,89 @@
           </w:p>
         </w:tc>
       </w:tr>
+      <w:tr>
+        <w:tc>
+          <w:tcPr>
+            <w:tcW w:type="dxa" w:w="1400"/>
+            <w:tcMar>
+              <w:top w:type="dxa" w:w="80"/>
+              <w:left w:type="dxa" w:w="120"/>
+              <w:bottom w:type="dxa" w:w="80"/>
+              <w:right w:type="dxa" w:w="120"/>
+            </w:tcMar>
+          </w:tcPr>
+          <w:p>
+            <w:pPr>
+              <w:spacing w:after="0" w:line="280"/>
+            </w:pPr>
+            <w:r>
+              <w:rPr>
+                <w:rFonts w:ascii="Calibri" w:cs="Calibri" w:eastAsia="Calibri" w:hAnsi="Calibri"/>
+                <w:b w:val="false"/>
+                <w:bCs w:val="false"/>
+                <w:color w:val="000000"/>
+                <w:sz w:val="20"/>
+                <w:szCs w:val="20"/>
+              </w:rPr>
+              <w:t xml:space="preserve">RN13</w:t>
+            </w:r>
+          </w:p>
+        </w:tc>
+        <w:tc>
+          <w:tcPr>
+            <w:tcW w:type="dxa" w:w="2600"/>
+            <w:tcMar>
+              <w:top w:type="dxa" w:w="80"/>
+              <w:left w:type="dxa" w:w="120"/>
+              <w:bottom w:type="dxa" w:w="80"/>
+              <w:right w:type="dxa" w:w="120"/>
+            </w:tcMar>
+          </w:tcPr>
+          <w:p>
+            <w:pPr>
+              <w:spacing w:after="0" w:line="280"/>
+            </w:pPr>
+            <w:r>
+              <w:rPr>
+                <w:rFonts w:ascii="Calibri" w:cs="Calibri" w:eastAsia="Calibri" w:hAnsi="Calibri"/>
+                <w:b w:val="false"/>
+                <w:bCs w:val="false"/>
+                <w:color w:val="000000"/>
+                <w:sz w:val="20"/>
+                <w:szCs w:val="20"/>
+              </w:rPr>
+              <w:t xml:space="preserve">Chuva manual</w:t>
+            </w:r>
+          </w:p>
+        </w:tc>
+        <w:tc>
+          <w:tcPr>
+            <w:tcW w:type="dxa" w:w="5000"/>
+            <w:tcMar>
+              <w:top w:type="dxa" w:w="80"/>
+              <w:left w:type="dxa" w:w="120"/>
+              <w:bottom w:type="dxa" w:w="80"/>
+              <w:right w:type="dxa" w:w="120"/>
+            </w:tcMar>
+          </w:tcPr>
+          <w:p>
+            <w:pPr>
+              <w:spacing w:after="0" w:line="280"/>
+            </w:pPr>
+            <w:r>
+              <w:rPr>
+                <w:rFonts w:ascii="Calibri" w:cs="Calibri" w:eastAsia="Calibri" w:hAnsi="Calibri"/>
+                <w:b w:val="false"/>
+                <w:bCs w:val="false"/>
+                <w:color w:val="000000"/>
+                <w:sz w:val="20"/>
+                <w:szCs w:val="20"/>
+              </w:rPr>
+              <w:t xml:space="preserve">Enquanto ligada pelo operador, a umidade de todos os talhões sobe 1,5 por ciclo em vez de secar, taxa menor que a da irrigação, e o reservatório recebe 1,2 por ciclo até o teto de setenta por cento. Nenhuma regra de automação é desligada: a irrigação crítica, o bloqueio e a precedência continuam sendo avaliados normalmente</w:t>
+            </w:r>
+          </w:p>
+        </w:tc>
+      </w:tr>
     </w:tbl>
     <w:p>
       <w:pPr>
@@ -9838,6 +9921,89 @@
                 <w:sz w:val="20"/>
                 <w:szCs w:val="20"/>
               </w:rPr>
+              <w:t xml:space="preserve">POST /simulacao/chuva</w:t>
+            </w:r>
+          </w:p>
+        </w:tc>
+        <w:tc>
+          <w:tcPr>
+            <w:tcW w:type="dxa" w:w="2600"/>
+            <w:tcMar>
+              <w:top w:type="dxa" w:w="80"/>
+              <w:left w:type="dxa" w:w="120"/>
+              <w:bottom w:type="dxa" w:w="80"/>
+              <w:right w:type="dxa" w:w="120"/>
+            </w:tcMar>
+          </w:tcPr>
+          <w:p>
+            <w:pPr>
+              <w:spacing w:after="0" w:line="280"/>
+            </w:pPr>
+            <w:r>
+              <w:rPr>
+                <w:rFonts w:ascii="Calibri" w:cs="Calibri" w:eastAsia="Calibri" w:hAnsi="Calibri"/>
+                <w:b w:val="false"/>
+                <w:bCs w:val="false"/>
+                <w:color w:val="000000"/>
+                <w:sz w:val="20"/>
+                <w:szCs w:val="20"/>
+              </w:rPr>
+              <w:t xml:space="preserve">Liga ou desliga o modo de chuva</w:t>
+            </w:r>
+          </w:p>
+        </w:tc>
+        <w:tc>
+          <w:tcPr>
+            <w:tcW w:type="dxa" w:w="3800"/>
+            <w:tcMar>
+              <w:top w:type="dxa" w:w="80"/>
+              <w:left w:type="dxa" w:w="120"/>
+              <w:bottom w:type="dxa" w:w="80"/>
+              <w:right w:type="dxa" w:w="120"/>
+            </w:tcMar>
+          </w:tcPr>
+          <w:p>
+            <w:pPr>
+              <w:spacing w:after="0" w:line="280"/>
+            </w:pPr>
+            <w:r>
+              <w:rPr>
+                <w:rFonts w:ascii="Calibri" w:cs="Calibri" w:eastAsia="Calibri" w:hAnsi="Calibri"/>
+                <w:b w:val="false"/>
+                <w:bCs w:val="false"/>
+                <w:color w:val="000000"/>
+                <w:sz w:val="20"/>
+                <w:szCs w:val="20"/>
+              </w:rPr>
+              <w:t xml:space="preserve">Estado da fazenda com o novo valor</w:t>
+            </w:r>
+          </w:p>
+        </w:tc>
+      </w:tr>
+      <w:tr>
+        <w:tc>
+          <w:tcPr>
+            <w:tcW w:type="dxa" w:w="2600"/>
+            <w:tcMar>
+              <w:top w:type="dxa" w:w="80"/>
+              <w:left w:type="dxa" w:w="120"/>
+              <w:bottom w:type="dxa" w:w="80"/>
+              <w:right w:type="dxa" w:w="120"/>
+            </w:tcMar>
+          </w:tcPr>
+          <w:p>
+            <w:pPr>
+              <w:spacing w:after="0" w:line="280"/>
+            </w:pPr>
+            <w:r>
+              <w:rPr>
+                <w:rFonts w:ascii="Calibri" w:cs="Calibri" w:eastAsia="Calibri" w:hAnsi="Calibri"/>
+                <w:b w:val="false"/>
+                <w:bCs w:val="false"/>
+                <w:color w:val="000000"/>
+                <w:sz w:val="20"/>
+                <w:szCs w:val="20"/>
+              </w:rPr>
               <w:t xml:space="preserve">WS /stream</w:t>
             </w:r>
           </w:p>
@@ -11440,6 +11606,89 @@
                 <w:szCs w:val="20"/>
               </w:rPr>
               <w:t xml:space="preserve">RN05</w:t>
+            </w:r>
+          </w:p>
+        </w:tc>
+      </w:tr>
+      <w:tr>
+        <w:tc>
+          <w:tcPr>
+            <w:tcW w:type="dxa" w:w="1400"/>
+            <w:tcMar>
+              <w:top w:type="dxa" w:w="80"/>
+              <w:left w:type="dxa" w:w="120"/>
+              <w:bottom w:type="dxa" w:w="80"/>
+              <w:right w:type="dxa" w:w="120"/>
+            </w:tcMar>
+          </w:tcPr>
+          <w:p>
+            <w:pPr>
+              <w:spacing w:after="0" w:line="280"/>
+            </w:pPr>
+            <w:r>
+              <w:rPr>
+                <w:rFonts w:ascii="Calibri" w:cs="Calibri" w:eastAsia="Calibri" w:hAnsi="Calibri"/>
+                <w:b w:val="false"/>
+                <w:bCs w:val="false"/>
+                <w:color w:val="000000"/>
+                <w:sz w:val="20"/>
+                <w:szCs w:val="20"/>
+              </w:rPr>
+              <w:t xml:space="preserve">T14</w:t>
+            </w:r>
+          </w:p>
+        </w:tc>
+        <w:tc>
+          <w:tcPr>
+            <w:tcW w:type="dxa" w:w="4000"/>
+            <w:tcMar>
+              <w:top w:type="dxa" w:w="80"/>
+              <w:left w:type="dxa" w:w="120"/>
+              <w:bottom w:type="dxa" w:w="80"/>
+              <w:right w:type="dxa" w:w="120"/>
+            </w:tcMar>
+          </w:tcPr>
+          <w:p>
+            <w:pPr>
+              <w:spacing w:after="0" w:line="280"/>
+            </w:pPr>
+            <w:r>
+              <w:rPr>
+                <w:rFonts w:ascii="Calibri" w:cs="Calibri" w:eastAsia="Calibri" w:hAnsi="Calibri"/>
+                <w:b w:val="false"/>
+                <w:bCs w:val="false"/>
+                <w:color w:val="000000"/>
+                <w:sz w:val="20"/>
+                <w:szCs w:val="20"/>
+              </w:rPr>
+              <w:t xml:space="preserve">Durante a chuva o solo sobe sem bomba ligada, o reservatório respeita o teto, e a irrigação crítica continua sendo acionada se um talhão cruzar o gatilho mesmo assim</w:t>
+            </w:r>
+          </w:p>
+        </w:tc>
+        <w:tc>
+          <w:tcPr>
+            <w:tcW w:type="dxa" w:w="3600"/>
+            <w:tcMar>
+              <w:top w:type="dxa" w:w="80"/>
+              <w:left w:type="dxa" w:w="120"/>
+              <w:bottom w:type="dxa" w:w="80"/>
+              <w:right w:type="dxa" w:w="120"/>
+            </w:tcMar>
+          </w:tcPr>
+          <w:p>
+            <w:pPr>
+              <w:spacing w:after="0" w:line="280"/>
+            </w:pPr>
+            <w:r>
+              <w:rPr>
+                <w:rFonts w:ascii="Calibri" w:cs="Calibri" w:eastAsia="Calibri" w:hAnsi="Calibri"/>
+                <w:b w:val="false"/>
+                <w:bCs w:val="false"/>
+                <w:color w:val="000000"/>
+                <w:sz w:val="20"/>
+                <w:szCs w:val="20"/>
+              </w:rPr>
+              <w:t xml:space="preserve">RN13</w:t>
             </w:r>
           </w:p>
         </w:tc>

--- a/docs/BIOSOLAR HACKUFRA.docx
+++ b/docs/BIOSOLAR HACKUFRA.docx
@@ -7518,7 +7518,7 @@
           <w:sz w:val="22"/>
           <w:szCs w:val="22"/>
         </w:rPr>
-        <w:t xml:space="preserve">Comentário de rastreabilidade. Cada função de regra leva no topo o código correspondente, como RN06, para ligar o código ao documento.</w:t>
+        <w:t xml:space="preserve">Rastreabilidade pelo teste. Cada regra é ligada ao documento pelo nome do teste que a prova, como T07 para a RN07, e pela tabela do capítulo 16. O código em si fica sem comentários, então a prova de que uma exigência foi cumprida é um teste que passa, e não uma anotação que alguém pode esquecer de atualizar.</w:t>
       </w:r>
     </w:p>
     <w:p>

--- a/docs/BIOSOLAR HACKUFRA.docx
+++ b/docs/BIOSOLAR HACKUFRA.docx
@@ -62,7 +62,7 @@
           <w:sz w:val="22"/>
           <w:szCs w:val="22"/>
         </w:rPr>
-        <w:t xml:space="preserve">HackUFRA, V JTI, Caderno de Desafio Opção 03</w:t>
+        <w:t xml:space="preserve">HackUFRA, V JTI. Resposta à Opção 03 do Caderno de Desafio proposto pela organização do evento</w:t>
       </w:r>
     </w:p>
     <w:p>
